--- a/downloads/jewish-holidays-scheduling-guide.docx
+++ b/downloads/jewish-holidays-scheduling-guide.docx
@@ -2,6 +2,21 @@
 <file path=word/document.xml><?xml version="1.0" encoding="utf-8"?>
 <w:document xmlns:wpc="http://schemas.microsoft.com/office/word/2010/wordprocessingCanvas" xmlns:mo="http://schemas.microsoft.com/office/mac/office/2008/main" xmlns:mc="http://schemas.openxmlformats.org/markup-compatibility/2006" xmlns:mv="urn:schemas-microsoft-com:mac:vml" xmlns:o="urn:schemas-microsoft-com:office:office" xmlns:r="http://schemas.openxmlformats.org/officeDocument/2006/relationships" xmlns:m="http://schemas.openxmlformats.org/officeDocument/2006/math" xmlns:v="urn:schemas-microsoft-com:vml" xmlns:wp14="http://schemas.microsoft.com/office/word/2010/wordprocessingDrawing" xmlns:wp="http://schemas.openxmlformats.org/drawingml/2006/wordprocessingDrawing" xmlns:w10="urn:schemas-microsoft-com:office:word" xmlns:w="http://schemas.openxmlformats.org/wordprocessingml/2006/main" xmlns:w14="http://schemas.microsoft.com/office/word/2010/wordml" xmlns:wpg="http://schemas.microsoft.com/office/word/2010/wordprocessingGroup" xmlns:wpi="http://schemas.microsoft.com/office/word/2010/wordprocessingInk" xmlns:wne="http://schemas.microsoft.com/office/word/2006/wordml" xmlns:wps="http://schemas.microsoft.com/office/word/2010/wordprocessingShape" mc:Ignorable="w14 wp14">
   <w:body>
+    <w:p>
+      <w:pPr>
+        <w:spacing w:before="380" w:after="60"/>
+      </w:pPr>
+      <w:r>
+        <w:rPr>
+          <w:rFonts w:ascii="Georgia" w:hAnsi="Georgia"/>
+          <w:b/>
+          <w:i w:val="0"/>
+          <w:color w:val="000000"/>
+          <w:sz w:val="30"/>
+        </w:rPr>
+        <w:t>Religious holiday scheduling and observance</w:t>
+      </w:r>
+    </w:p>
     <w:p>
       <w:pPr>
         <w:spacing w:after="300"/>
@@ -10,451 +25,67 @@
         <w:rPr>
           <w:rFonts w:ascii="Aptos" w:hAnsi="Aptos"/>
           <w:b/>
-          <w:color w:val="9F5F39"/>
-          <w:sz w:val="18"/>
+          <w:i w:val="0"/>
+          <w:color w:val="000000"/>
+          <w:sz w:val="16"/>
         </w:rPr>
-        <w:t>THE JEWISH MUTUAL  /  SCHOOL AND WORKPLACE GUIDE</w:t>
+        <w:t>FALL 2026-SUMMER 2027 / REFERENCE</w:t>
       </w:r>
     </w:p>
     <w:p>
       <w:pPr>
-        <w:pStyle w:val="DocTitle"/>
+        <w:spacing w:after="280"/>
+        <w:ind w:left="173"/>
+        <w:pBdr>
+          <w:bottom w:val="single" w:sz="8" w:color="000000" w:space="8"/>
+        </w:pBdr>
       </w:pPr>
       <w:r>
-        <w:t>Jewish Holidays &amp; Scheduling</w:t>
+        <w:rPr>
+          <w:rFonts w:ascii="Aptos" w:hAnsi="Aptos"/>
+          <w:b/>
+          <w:i w:val="0"/>
+          <w:color w:val="000000"/>
+          <w:sz w:val="16"/>
+        </w:rPr>
+        <w:t xml:space="preserve">BEFORE SENDING  </w:t>
+      </w:r>
+      <w:r>
+        <w:rPr>
+          <w:rFonts w:ascii="Aptos" w:hAnsi="Aptos"/>
+          <w:b w:val="0"/>
+          <w:i w:val="0"/>
+          <w:color w:val="000000"/>
+          <w:sz w:val="16"/>
+        </w:rPr>
+        <w:t>Share as a reference, not as an individually issued certification. The appropriate request depends on the student or employee and the institution.</w:t>
+      </w:r>
+    </w:p>
+    <w:p>
+      <w:r>
+        <w:rPr>
+          <w:rFonts w:ascii="Aptos" w:hAnsi="Aptos"/>
+          <w:b w:val="0"/>
+          <w:i w:val="0"/>
+          <w:color w:val="000000"/>
+          <w:sz w:val="21"/>
+        </w:rPr>
+        <w:t>Use this reference when discussing deadlines, classroom meetings, workplace shifts, or professional experiences. Jewish dates begin at sunset; local start and end times vary. The dates below reflect U.S. / Diaspora practice.</w:t>
       </w:r>
     </w:p>
     <w:p>
       <w:pPr>
-        <w:pStyle w:val="DocMinor"/>
+        <w:spacing w:before="200"/>
       </w:pPr>
       <w:r>
-        <w:t>PRACTICAL REFERENCE FOR PROFESSORS, EMPLOYERS &amp; PROGRAM HOSTS</w:t>
-      </w:r>
-    </w:p>
-    <w:p>
-      <w:r>
-        <w:t>Some Jewish holidays involve restrictions on ordinary work, travel, writing, and the use of electronic devices. As a result, an observant student or employee may be unable to attend exams, shifts, scheduled meetings, or online activities during particular periods.</w:t>
-      </w:r>
-    </w:p>
-    <w:p>
-      <w:r>
-        <w:t>Jewish calendar dates start at sunset, and the exact beginning and end depend on the year and location. Practices vary among individuals and communities. This guide explains common Orthodox observance patterns and should not replace a conversation with the person requesting accommodation.</w:t>
-      </w:r>
-    </w:p>
-    <w:p>
-      <w:pPr>
-        <w:pStyle w:val="DocHead"/>
-      </w:pPr>
-      <w:r>
-        <w:t>Common scheduling considerations</w:t>
-      </w:r>
-    </w:p>
-    <w:tbl>
-      <w:tblPr>
-        <w:tblW w:type="auto" w:w="0"/>
-        <w:jc w:val="center"/>
-        <w:tblLayout w:type="fixed"/>
-        <w:tblLook w:firstColumn="1" w:firstRow="1" w:lastColumn="0" w:lastRow="0" w:noHBand="0" w:noVBand="1" w:val="04A0"/>
-      </w:tblPr>
-      <w:tblGrid>
-        <w:gridCol w:w="3245"/>
-        <w:gridCol w:w="3245"/>
-        <w:gridCol w:w="3245"/>
-      </w:tblGrid>
-      <w:tr>
-        <w:tc>
-          <w:tcPr>
-            <w:tcW w:type="dxa" w:w="2016"/>
-            <w:vAlign w:val="center"/>
-          </w:tcPr>
-          <w:p>
-            <w:r>
-              <w:rPr>
-                <w:b/>
-                <w:color w:val="1C303A"/>
-                <w:sz w:val="16"/>
-              </w:rPr>
-              <w:t>Observance</w:t>
-            </w:r>
-          </w:p>
-        </w:tc>
-        <w:tc>
-          <w:tcPr>
-            <w:tcW w:type="dxa" w:w="2563"/>
-            <w:vAlign w:val="center"/>
-          </w:tcPr>
-          <w:p>
-            <w:r>
-              <w:rPr>
-                <w:b/>
-                <w:color w:val="1C303A"/>
-                <w:sz w:val="16"/>
-              </w:rPr>
-              <w:t>Typical timing</w:t>
-            </w:r>
-          </w:p>
-        </w:tc>
-        <w:tc>
-          <w:tcPr>
-            <w:tcW w:type="dxa" w:w="5040"/>
-            <w:vAlign w:val="center"/>
-          </w:tcPr>
-          <w:p>
-            <w:r>
-              <w:rPr>
-                <w:b/>
-                <w:color w:val="1C303A"/>
-                <w:sz w:val="16"/>
-              </w:rPr>
-              <w:t>Potential impact</w:t>
-            </w:r>
-          </w:p>
-        </w:tc>
-      </w:tr>
-      <w:tr>
-        <w:tc>
-          <w:tcPr>
-            <w:tcW w:type="dxa" w:w="2016"/>
-            <w:vAlign w:val="center"/>
-          </w:tcPr>
-          <w:p>
-            <w:pPr>
-              <w:spacing w:after="40"/>
-            </w:pPr>
-            <w:r>
-              <w:rPr>
-                <w:sz w:val="16"/>
-              </w:rPr>
-              <w:t>Shabbos</w:t>
-            </w:r>
-          </w:p>
-        </w:tc>
-        <w:tc>
-          <w:tcPr>
-            <w:tcW w:type="dxa" w:w="2563"/>
-            <w:vAlign w:val="center"/>
-          </w:tcPr>
-          <w:p>
-            <w:pPr>
-              <w:spacing w:after="40"/>
-            </w:pPr>
-            <w:r>
-              <w:rPr>
-                <w:sz w:val="16"/>
-              </w:rPr>
-              <w:t>Every week, Friday sunset through Saturday nightfall</w:t>
-            </w:r>
-          </w:p>
-        </w:tc>
-        <w:tc>
-          <w:tcPr>
-            <w:tcW w:type="dxa" w:w="5040"/>
-            <w:vAlign w:val="center"/>
-          </w:tcPr>
-          <w:p>
-            <w:pPr>
-              <w:spacing w:after="40"/>
-            </w:pPr>
-            <w:r>
-              <w:rPr>
-                <w:sz w:val="16"/>
-              </w:rPr>
-              <w:t>Observant Jews refrain from many forms of work, travel, and electronic communication.</w:t>
-            </w:r>
-          </w:p>
-        </w:tc>
-      </w:tr>
-      <w:tr>
-        <w:tc>
-          <w:tcPr>
-            <w:tcW w:type="dxa" w:w="2016"/>
-            <w:vAlign w:val="center"/>
-          </w:tcPr>
-          <w:p>
-            <w:pPr>
-              <w:spacing w:after="40"/>
-            </w:pPr>
-            <w:r>
-              <w:rPr>
-                <w:sz w:val="16"/>
-              </w:rPr>
-              <w:t>Rosh Hashanah</w:t>
-            </w:r>
-          </w:p>
-        </w:tc>
-        <w:tc>
-          <w:tcPr>
-            <w:tcW w:type="dxa" w:w="2563"/>
-            <w:vAlign w:val="center"/>
-          </w:tcPr>
-          <w:p>
-            <w:pPr>
-              <w:spacing w:after="40"/>
-            </w:pPr>
-            <w:r>
-              <w:rPr>
-                <w:sz w:val="16"/>
-              </w:rPr>
-              <w:t>Typically two festival days</w:t>
-            </w:r>
-          </w:p>
-        </w:tc>
-        <w:tc>
-          <w:tcPr>
-            <w:tcW w:type="dxa" w:w="5040"/>
-            <w:vAlign w:val="center"/>
-          </w:tcPr>
-          <w:p>
-            <w:pPr>
-              <w:spacing w:after="40"/>
-            </w:pPr>
-            <w:r>
-              <w:rPr>
-                <w:sz w:val="16"/>
-              </w:rPr>
-              <w:t>Major festival observance; attendance, exams, work, travel, and electronics may be affected.</w:t>
-            </w:r>
-          </w:p>
-        </w:tc>
-      </w:tr>
-      <w:tr>
-        <w:tc>
-          <w:tcPr>
-            <w:tcW w:type="dxa" w:w="2016"/>
-            <w:vAlign w:val="center"/>
-          </w:tcPr>
-          <w:p>
-            <w:pPr>
-              <w:spacing w:after="40"/>
-            </w:pPr>
-            <w:r>
-              <w:rPr>
-                <w:sz w:val="16"/>
-              </w:rPr>
-              <w:t>Yom Kippur</w:t>
-            </w:r>
-          </w:p>
-        </w:tc>
-        <w:tc>
-          <w:tcPr>
-            <w:tcW w:type="dxa" w:w="2563"/>
-            <w:vAlign w:val="center"/>
-          </w:tcPr>
-          <w:p>
-            <w:pPr>
-              <w:spacing w:after="40"/>
-            </w:pPr>
-            <w:r>
-              <w:rPr>
-                <w:sz w:val="16"/>
-              </w:rPr>
-              <w:t>One day, beginning the preceding evening</w:t>
-            </w:r>
-          </w:p>
-        </w:tc>
-        <w:tc>
-          <w:tcPr>
-            <w:tcW w:type="dxa" w:w="5040"/>
-            <w:vAlign w:val="center"/>
-          </w:tcPr>
-          <w:p>
-            <w:pPr>
-              <w:spacing w:after="40"/>
-            </w:pPr>
-            <w:r>
-              <w:rPr>
-                <w:sz w:val="16"/>
-              </w:rPr>
-              <w:t>Fast day and major festival; religious services and work restrictions affect availability.</w:t>
-            </w:r>
-          </w:p>
-        </w:tc>
-      </w:tr>
-      <w:tr>
-        <w:tc>
-          <w:tcPr>
-            <w:tcW w:type="dxa" w:w="2016"/>
-            <w:vAlign w:val="center"/>
-          </w:tcPr>
-          <w:p>
-            <w:pPr>
-              <w:spacing w:after="40"/>
-            </w:pPr>
-            <w:r>
-              <w:rPr>
-                <w:sz w:val="16"/>
-              </w:rPr>
-              <w:t>Sukkos / Shemini Atzeres / Simchas Torah</w:t>
-            </w:r>
-          </w:p>
-        </w:tc>
-        <w:tc>
-          <w:tcPr>
-            <w:tcW w:type="dxa" w:w="2563"/>
-            <w:vAlign w:val="center"/>
-          </w:tcPr>
-          <w:p>
-            <w:pPr>
-              <w:spacing w:after="40"/>
-            </w:pPr>
-            <w:r>
-              <w:rPr>
-                <w:sz w:val="16"/>
-              </w:rPr>
-              <w:t>Festival days around the Sukkos period</w:t>
-            </w:r>
-          </w:p>
-        </w:tc>
-        <w:tc>
-          <w:tcPr>
-            <w:tcW w:type="dxa" w:w="5040"/>
-            <w:vAlign w:val="center"/>
-          </w:tcPr>
-          <w:p>
-            <w:pPr>
-              <w:spacing w:after="40"/>
-            </w:pPr>
-            <w:r>
-              <w:rPr>
-                <w:sz w:val="16"/>
-              </w:rPr>
-              <w:t>Full festival restrictions on specified days; intervening Chol Hamoed days differ.</w:t>
-            </w:r>
-          </w:p>
-        </w:tc>
-      </w:tr>
-      <w:tr>
-        <w:tc>
-          <w:tcPr>
-            <w:tcW w:type="dxa" w:w="2016"/>
-            <w:vAlign w:val="center"/>
-          </w:tcPr>
-          <w:p>
-            <w:pPr>
-              <w:spacing w:after="40"/>
-            </w:pPr>
-            <w:r>
-              <w:rPr>
-                <w:sz w:val="16"/>
-              </w:rPr>
-              <w:t>Pesach (Passover)</w:t>
-            </w:r>
-          </w:p>
-        </w:tc>
-        <w:tc>
-          <w:tcPr>
-            <w:tcW w:type="dxa" w:w="2563"/>
-            <w:vAlign w:val="center"/>
-          </w:tcPr>
-          <w:p>
-            <w:pPr>
-              <w:spacing w:after="40"/>
-            </w:pPr>
-            <w:r>
-              <w:rPr>
-                <w:sz w:val="16"/>
-              </w:rPr>
-              <w:t>First and final festival days within an eight-day diaspora observance</w:t>
-            </w:r>
-          </w:p>
-        </w:tc>
-        <w:tc>
-          <w:tcPr>
-            <w:tcW w:type="dxa" w:w="5040"/>
-            <w:vAlign w:val="center"/>
-          </w:tcPr>
-          <w:p>
-            <w:pPr>
-              <w:spacing w:after="40"/>
-            </w:pPr>
-            <w:r>
-              <w:rPr>
-                <w:sz w:val="16"/>
-              </w:rPr>
-              <w:t>Full festival restrictions on specified days; intermediate days have different practices.</w:t>
-            </w:r>
-          </w:p>
-        </w:tc>
-      </w:tr>
-      <w:tr>
-        <w:tc>
-          <w:tcPr>
-            <w:tcW w:type="dxa" w:w="2016"/>
-            <w:vAlign w:val="center"/>
-          </w:tcPr>
-          <w:p>
-            <w:pPr>
-              <w:spacing w:after="40"/>
-            </w:pPr>
-            <w:r>
-              <w:rPr>
-                <w:sz w:val="16"/>
-              </w:rPr>
-              <w:t>Shavuos</w:t>
-            </w:r>
-          </w:p>
-        </w:tc>
-        <w:tc>
-          <w:tcPr>
-            <w:tcW w:type="dxa" w:w="2563"/>
-            <w:vAlign w:val="center"/>
-          </w:tcPr>
-          <w:p>
-            <w:pPr>
-              <w:spacing w:after="40"/>
-            </w:pPr>
-            <w:r>
-              <w:rPr>
-                <w:sz w:val="16"/>
-              </w:rPr>
-              <w:t>Typically two diaspora festival days</w:t>
-            </w:r>
-          </w:p>
-        </w:tc>
-        <w:tc>
-          <w:tcPr>
-            <w:tcW w:type="dxa" w:w="5040"/>
-            <w:vAlign w:val="center"/>
-          </w:tcPr>
-          <w:p>
-            <w:pPr>
-              <w:spacing w:after="40"/>
-            </w:pPr>
-            <w:r>
-              <w:rPr>
-                <w:sz w:val="16"/>
-              </w:rPr>
-              <w:t>Major festival observance with restrictions similar to other festival days.</w:t>
-            </w:r>
-          </w:p>
-        </w:tc>
-      </w:tr>
-    </w:tbl>
-    <w:p>
-      <w:r>
-        <w:br w:type="page"/>
-      </w:r>
-    </w:p>
-    <w:p>
-      <w:pPr>
-        <w:pStyle w:val="DocMinor"/>
-      </w:pPr>
-      <w:r>
-        <w:t>IMPORTANT DISTINCTION</w:t>
-      </w:r>
-    </w:p>
-    <w:p>
-      <w:r>
-        <w:t>Chanukah and Purim are also important Jewish observances, but they generally do not have the same festival-day work restrictions. Individual participation needs can still arise.</w:t>
-      </w:r>
-    </w:p>
-    <w:p>
-      <w:pPr>
-        <w:pStyle w:val="DocHead"/>
-      </w:pPr>
-      <w:r>
-        <w:t>Helpful ways to respond</w:t>
+        <w:rPr>
+          <w:rFonts w:ascii="Aptos" w:hAnsi="Aptos"/>
+          <w:b/>
+          <w:i w:val="0"/>
+          <w:color w:val="000000"/>
+          <w:sz w:val="19"/>
+        </w:rPr>
+        <w:t>FALL 2026</w:t>
       </w:r>
     </w:p>
     <w:p>
@@ -463,7 +94,29 @@
         <w:spacing w:after="80"/>
       </w:pPr>
       <w:r>
-        <w:t>Ask which exact dates and times are affected, rather than assuming every Jewish person observes identically.</w:t>
+        <w:rPr>
+          <w:rFonts w:ascii="Aptos" w:hAnsi="Aptos"/>
+          <w:b w:val="0"/>
+          <w:i w:val="0"/>
+          <w:color w:val="000000"/>
+          <w:sz w:val="20"/>
+        </w:rPr>
+        <w:t>Hanukkah: Friday, December 4 at sundown-Saturday, December 12 at nightfall. Ordinary weekday work and classes are generally permitted; evening celebrations and Friday/Saturday Shabbos observance may create individual conflicts.</w:t>
+      </w:r>
+    </w:p>
+    <w:p>
+      <w:pPr>
+        <w:spacing w:before="200"/>
+      </w:pPr>
+      <w:r>
+        <w:rPr>
+          <w:rFonts w:ascii="Aptos" w:hAnsi="Aptos"/>
+          <w:b/>
+          <w:i w:val="0"/>
+          <w:color w:val="000000"/>
+          <w:sz w:val="19"/>
+        </w:rPr>
+        <w:t>SPRING 2027</w:t>
       </w:r>
     </w:p>
     <w:p>
@@ -472,7 +125,14 @@
         <w:spacing w:after="80"/>
       </w:pPr>
       <w:r>
-        <w:t>Consider alternative exam dates, assignment deadlines, meetings, or shifts when feasible and consistent with applicable policies.</w:t>
+        <w:rPr>
+          <w:rFonts w:ascii="Aptos" w:hAnsi="Aptos"/>
+          <w:b w:val="0"/>
+          <w:i w:val="0"/>
+          <w:color w:val="000000"/>
+          <w:sz w:val="20"/>
+        </w:rPr>
+        <w:t>Purim: Monday, March 22 at sundown-Tuesday, March 23 at nightfall. Some students may request schedule changes for specific observances; not a general prohibition on coursework.</w:t>
       </w:r>
     </w:p>
     <w:p>
@@ -481,7 +141,14 @@
         <w:spacing w:after="80"/>
       </w:pPr>
       <w:r>
-        <w:t>Avoid assuming that remote attendance solves a conflict: online participation may also be restricted.</w:t>
+        <w:rPr>
+          <w:rFonts w:ascii="Aptos" w:hAnsi="Aptos"/>
+          <w:b w:val="0"/>
+          <w:i w:val="0"/>
+          <w:color w:val="000000"/>
+          <w:sz w:val="20"/>
+        </w:rPr>
+        <w:t>Pesach / Passover: Wednesday, April 21 at sundown-Thursday, April 29 at nightfall. Main festival days: Thursday-Friday April 22-23 and Wednesday-Thursday April 28-29. Shabbos April 24 is also observed. Intermediate days April 25-27 do not carry the same general work restrictions.</w:t>
       </w:r>
     </w:p>
     <w:p>
@@ -490,62 +157,124 @@
         <w:spacing w:after="80"/>
       </w:pPr>
       <w:r>
-        <w:t>Confirm holiday dates for the relevant year and location using a reliable Jewish calendar.</w:t>
+        <w:rPr>
+          <w:rFonts w:ascii="Aptos" w:hAnsi="Aptos"/>
+          <w:b w:val="0"/>
+          <w:i w:val="0"/>
+          <w:color w:val="000000"/>
+          <w:sz w:val="20"/>
+        </w:rPr>
+        <w:t>Shavuot: Thursday, June 10 at sundown-Saturday, June 12 at nightfall. In U.S. / Diaspora observance, Friday June 11 and Saturday June 12 are festival days; the latter coincides with Shabbos.</w:t>
       </w:r>
     </w:p>
     <w:p>
       <w:pPr>
-        <w:pStyle w:val="DocHead"/>
+        <w:spacing w:before="200"/>
       </w:pPr>
       <w:r>
-        <w:t>Frequently asked questions</w:t>
-      </w:r>
-    </w:p>
-    <w:p>
-      <w:r>
-        <w:t>Why might an absence begin the evening before the calendar date? The Jewish day begins at sunset; some observances start before the date shown on a standard daytime calendar.</w:t>
-      </w:r>
-    </w:p>
-    <w:p>
-      <w:r>
-        <w:t>Can a student or employee participate remotely instead? Not always. Some observant Jews do not use electronic devices or travel during Shabbos and major festivals, so a virtual meeting can still conflict with observance.</w:t>
-      </w:r>
-    </w:p>
-    <w:p>
-      <w:r>
-        <w:t>Why are some festivals observed for two days? In many Orthodox diaspora communities, certain festivals are observed for an additional day; observance practices can differ by community and circumstance.</w:t>
+        <w:rPr>
+          <w:rFonts w:ascii="Aptos" w:hAnsi="Aptos"/>
+          <w:b/>
+          <w:i w:val="0"/>
+          <w:color w:val="000000"/>
+          <w:sz w:val="19"/>
+        </w:rPr>
+        <w:t>BEFORE REQUESTING AN ADJUSTMENT</w:t>
       </w:r>
     </w:p>
     <w:p>
       <w:pPr>
-        <w:pStyle w:val="DocHead"/>
+        <w:pStyle w:val="ListBullet"/>
+        <w:spacing w:after="80"/>
       </w:pPr>
       <w:r>
-        <w:t>A useful accommodation conversation</w:t>
-      </w:r>
-    </w:p>
-    <w:p>
-      <w:r>
-        <w:t>Ask about the person’s actual schedule, the activity that conflicts, and the best way to address it under applicable school or workplace policies. An alternative date or adjusted requirement is often more useful than a generic absence note. Do not request unnecessary details about private religious practices.</w:t>
+        <w:rPr>
+          <w:rFonts w:ascii="Aptos" w:hAnsi="Aptos"/>
+          <w:b w:val="0"/>
+          <w:i w:val="0"/>
+          <w:color w:val="000000"/>
+          <w:sz w:val="20"/>
+        </w:rPr>
+        <w:t>Confirm your own observance, location, course schedule, and the institution’s process.</w:t>
       </w:r>
     </w:p>
     <w:p>
       <w:pPr>
-        <w:spacing w:before="240"/>
+        <w:pStyle w:val="ListBullet"/>
+        <w:spacing w:after="80"/>
       </w:pPr>
       <w:r>
         <w:rPr>
+          <w:rFonts w:ascii="Aptos" w:hAnsi="Aptos"/>
+          <w:b w:val="0"/>
+          <w:i w:val="0"/>
+          <w:color w:val="000000"/>
+          <w:sz w:val="20"/>
+        </w:rPr>
+        <w:t>Identify exactly which class, exam, assignment, or shift conflicts, and propose a workable alternative.</w:t>
+      </w:r>
+    </w:p>
+    <w:p>
+      <w:pPr>
+        <w:pStyle w:val="ListBullet"/>
+        <w:spacing w:after="80"/>
+      </w:pPr>
+      <w:r>
+        <w:rPr>
+          <w:rFonts w:ascii="Aptos" w:hAnsi="Aptos"/>
+          <w:b w:val="0"/>
+          <w:i w:val="0"/>
+          <w:color w:val="000000"/>
+          <w:sz w:val="20"/>
+        </w:rPr>
+        <w:t>Tell the instructor, academic office, or supervisor as early as possible. Keep a written record of the agreed arrangement.</w:t>
+      </w:r>
+    </w:p>
+    <w:p>
+      <w:pPr>
+        <w:spacing w:before="180"/>
+      </w:pPr>
+      <w:r>
+        <w:rPr>
+          <w:rFonts w:ascii="Aptos" w:hAnsi="Aptos"/>
+          <w:b w:val="0"/>
           <w:i/>
-          <w:color w:val="5A6F77"/>
+          <w:color w:val="000000"/>
           <w:sz w:val="16"/>
         </w:rPr>
-        <w:t>Educational summary, not a substitute for institutional policy, professional religious guidance, or legal advice. Designed for general awareness; obtain specialist review before wider publication.</w:t>
+        <w:t>These dates are general planning information, not proof of an individual’s religious practice. Israel calendar observance differs for some festivals.</w:t>
+      </w:r>
+    </w:p>
+    <w:p>
+      <w:pPr>
+        <w:spacing w:before="220"/>
+      </w:pPr>
+      <w:r>
+        <w:rPr>
+          <w:rFonts w:ascii="Aptos" w:hAnsi="Aptos"/>
+          <w:b/>
+          <w:i w:val="0"/>
+          <w:color w:val="000000"/>
+          <w:sz w:val="15"/>
+        </w:rPr>
+        <w:t xml:space="preserve">DATE REFERENCE  </w:t>
+      </w:r>
+      <w:r>
+        <w:rPr>
+          <w:rFonts w:ascii="Aptos" w:hAnsi="Aptos"/>
+          <w:b w:val="0"/>
+          <w:i w:val="0"/>
+          <w:color w:val="000000"/>
+          <w:sz w:val="15"/>
+        </w:rPr>
+        <w:t>Hebcal.com Jewish holidays 2026 and 2027, Diaspora; consulted October 2026.</w:t>
       </w:r>
     </w:p>
     <w:sectPr>
-      <w:footerReference w:type="default" r:id="rId9"/>
+      <w:headerReference w:type="default" r:id="rId9"/>
+      <w:footerReference w:type="default" r:id="rId10"/>
       <w:pgSz w:w="12240" w:h="15840"/>
-      <w:pgMar w:top="1181" w:right="1253" w:bottom="1109" w:left="1253" w:header="720" w:footer="720" w:gutter="0"/>
+      <w:pgMar w:top="1224" w:right="1498" w:bottom="1008" w:left="1498" w:header="504" w:footer="533" w:gutter="0"/>
       <w:cols w:space="720"/>
       <w:docGrid w:linePitch="360"/>
     </w:sectPr>
@@ -558,17 +287,69 @@
   <w:p>
     <w:pPr>
       <w:pStyle w:val="Footer"/>
-      <w:jc w:val="right"/>
+      <w:jc w:val="center"/>
     </w:pPr>
     <w:r>
       <w:rPr>
-        <w:color w:val="5A6F77"/>
+        <w:rFonts w:ascii="Aptos" w:hAnsi="Aptos"/>
+        <w:b w:val="0"/>
+        <w:i w:val="0"/>
+        <w:color w:val="000000"/>
         <w:sz w:val="14"/>
       </w:rPr>
-      <w:t>THE JEWISH MUTUAL  ·  PRACTICAL RESOURCES  ·  OCTOBER 2026</w:t>
+      <w:t>THE JEWISH MUTUAL   |   Free adaptable sample   |   Not an official verification of observance</w:t>
     </w:r>
   </w:p>
 </w:ftr>
+</file>
+
+<file path=word/header1.xml><?xml version="1.0" encoding="utf-8"?>
+<w:hdr xmlns:m="http://schemas.openxmlformats.org/officeDocument/2006/math" xmlns:mc="http://schemas.openxmlformats.org/markup-compatibility/2006" xmlns:mo="http://schemas.microsoft.com/office/mac/office/2008/main" xmlns:mv="urn:schemas-microsoft-com:mac:vml" xmlns:o="urn:schemas-microsoft-com:office:office" xmlns:r="http://schemas.openxmlformats.org/officeDocument/2006/relationships" xmlns:v="urn:schemas-microsoft-com:vml" xmlns:w10="urn:schemas-microsoft-com:office:word" xmlns:w14="http://schemas.microsoft.com/office/word/2010/wordml" xmlns:w="http://schemas.openxmlformats.org/wordprocessingml/2006/main" xmlns:wne="http://schemas.microsoft.com/office/word/2006/wordml" xmlns:wp14="http://schemas.microsoft.com/office/word/2010/wordprocessingDrawing" xmlns:wp="http://schemas.openxmlformats.org/drawingml/2006/wordprocessingDrawing" xmlns:wpc="http://schemas.microsoft.com/office/word/2010/wordprocessingCanvas" xmlns:wpg="http://schemas.microsoft.com/office/word/2010/wordprocessingGroup" xmlns:wpi="http://schemas.microsoft.com/office/word/2010/wordprocessingInk" xmlns:wps="http://schemas.microsoft.com/office/word/2010/wordprocessingShape" mc:Ignorable="w14 wp14">
+  <w:p>
+    <w:pPr>
+      <w:pStyle w:val="Header"/>
+      <w:spacing w:after="80"/>
+    </w:pPr>
+    <w:r>
+      <w:rPr>
+        <w:rFonts w:ascii="Georgia" w:hAnsi="Georgia"/>
+        <w:b/>
+        <w:i w:val="0"/>
+        <w:color w:val="000000"/>
+        <w:sz w:val="42"/>
+      </w:rPr>
+      <w:t>J</w:t>
+    </w:r>
+    <w:r>
+      <w:rPr>
+        <w:rFonts w:ascii="Georgia" w:hAnsi="Georgia"/>
+        <w:b/>
+        <w:i w:val="0"/>
+        <w:color w:val="000000"/>
+        <w:sz w:val="28"/>
+      </w:rPr>
+      <w:t xml:space="preserve">  THE JEWISH MUTUAL</w:t>
+    </w:r>
+  </w:p>
+  <w:p>
+    <w:pPr>
+      <w:spacing w:after="120"/>
+      <w:pBdr>
+        <w:bottom w:val="single" w:sz="8" w:color="000000" w:space="8"/>
+      </w:pBdr>
+    </w:pPr>
+    <w:r>
+      <w:rPr>
+        <w:rFonts w:ascii="Aptos" w:hAnsi="Aptos"/>
+        <w:b/>
+        <w:i w:val="0"/>
+        <w:color w:val="000000"/>
+        <w:sz w:val="15"/>
+      </w:rPr>
+      <w:t>EDUCATIONAL &amp; PROFESSIONAL RESOURCES  /  UNITED STATES</w:t>
+    </w:r>
+  </w:p>
+</w:hdr>
 </file>
 
 <file path=word/numbering.xml><?xml version="1.0" encoding="utf-8"?>
@@ -935,11 +716,11 @@
     <w:qFormat/>
     <w:rsid w:val="00FC693F"/>
     <w:pPr>
-      <w:spacing w:after="180" w:line="281" w:lineRule="auto"/>
+      <w:spacing w:after="140" w:line="264" w:lineRule="auto"/>
     </w:pPr>
     <w:rPr>
       <w:rFonts w:ascii="Aptos" w:hAnsi="Aptos"/>
-      <w:color w:val="1C303A"/>
+      <w:color w:val="000000"/>
       <w:sz w:val="21"/>
     </w:rPr>
   </w:style>
@@ -1002,11 +783,11 @@
       <w:outlineLvl w:val="0"/>
     </w:pPr>
     <w:rPr>
-      <w:rFonts w:asciiTheme="majorHAnsi" w:eastAsiaTheme="majorEastAsia" w:hAnsiTheme="majorHAnsi" w:cstheme="majorBidi"/>
+      <w:rFonts w:asciiTheme="majorHAnsi" w:eastAsiaTheme="majorEastAsia" w:hAnsiTheme="majorHAnsi" w:cstheme="majorBidi" w:ascii="Aptos" w:hAnsi="Aptos"/>
       <w:b/>
       <w:bCs/>
-      <w:color w:val="365F91" w:themeColor="accent1" w:themeShade="BF"/>
-      <w:sz w:val="28"/>
+      <w:color w:val="000000"/>
+      <w:sz w:val="22"/>
       <w:szCs w:val="28"/>
     </w:rPr>
   </w:style>
@@ -1291,11 +1072,12 @@
       <w:contextualSpacing/>
     </w:pPr>
     <w:rPr>
-      <w:rFonts w:asciiTheme="majorHAnsi" w:eastAsiaTheme="majorEastAsia" w:hAnsiTheme="majorHAnsi" w:cstheme="majorBidi"/>
-      <w:color w:val="17365D" w:themeColor="text2" w:themeShade="BF"/>
+      <w:rFonts w:asciiTheme="majorHAnsi" w:eastAsiaTheme="majorEastAsia" w:hAnsiTheme="majorHAnsi" w:cstheme="majorBidi" w:ascii="Georgia" w:hAnsi="Georgia"/>
+      <w:b/>
+      <w:color w:val="000000"/>
       <w:spacing w:val="5"/>
       <w:kern w:val="28"/>
-      <w:sz w:val="52"/>
+      <w:sz w:val="28"/>
       <w:szCs w:val="52"/>
     </w:rPr>
   </w:style>
@@ -12624,45 +12406,6 @@
         <w:shd w:val="clear" w:color="auto" w:fill="FBCAA2" w:themeFill="accent6" w:themeFillTint="7F"/>
       </w:tcPr>
     </w:tblStylePr>
-  </w:style>
-  <w:style w:type="paragraph" w:customStyle="1" w:styleId="DocTitle">
-    <w:name w:val="DocTitle"/>
-    <w:basedOn w:val="Normal"/>
-    <w:pPr>
-      <w:spacing w:before="60" w:after="160"/>
-    </w:pPr>
-    <w:rPr>
-      <w:rFonts w:ascii="Georgia" w:hAnsi="Georgia"/>
-      <w:b w:val="0"/>
-      <w:color w:val="1C303A"/>
-      <w:sz w:val="48"/>
-    </w:rPr>
-  </w:style>
-  <w:style w:type="paragraph" w:customStyle="1" w:styleId="DocHead">
-    <w:name w:val="DocHead"/>
-    <w:basedOn w:val="Normal"/>
-    <w:pPr>
-      <w:spacing w:before="200" w:after="160"/>
-    </w:pPr>
-    <w:rPr>
-      <w:rFonts w:ascii="Aptos" w:hAnsi="Aptos"/>
-      <w:b/>
-      <w:color w:val="1C303A"/>
-      <w:sz w:val="26"/>
-    </w:rPr>
-  </w:style>
-  <w:style w:type="paragraph" w:customStyle="1" w:styleId="DocMinor">
-    <w:name w:val="DocMinor"/>
-    <w:basedOn w:val="Normal"/>
-    <w:pPr>
-      <w:spacing w:before="200" w:after="160"/>
-    </w:pPr>
-    <w:rPr>
-      <w:rFonts w:ascii="Aptos" w:hAnsi="Aptos"/>
-      <w:b/>
-      <w:color w:val="9F5F39"/>
-      <w:sz w:val="20"/>
-    </w:rPr>
   </w:style>
 </w:styles>
 </file>
